--- a/example_articles/immigration_status/Immigrants/5.immigration_status_Immigrants_Other_publisher.docx
+++ b/example_articles/immigration_status/Immigrants/5.immigration_status_Immigrants_Other_publisher.docx
@@ -27,17 +27,17 @@
     </w:p>
     <w:p>
       <w:r>
-        <w:t>Source File: Other publishers/Files (500) (21).DOCX</w:t>
+        <w:t>Source file: Other publishers/Files (500) (21).DOCX</w:t>
       </w:r>
     </w:p>
     <w:p>
       <w:r>
-        <w:t>Raw immigration_status result: Immigrants (explicitly mentions Cuban immigrant; others implied), NA for specifics (e.g., undocumented)</w:t>
+        <w:t>Raw immigration status result, 'immigration_status': Immigrants (explicitly mentions Cuban immigrant; others implied), NA for specifics (e.g., undocumented)</w:t>
       </w:r>
     </w:p>
     <w:p>
       <w:r>
-        <w:t>immigration_status_stand (Standardized): Immigrants</w:t>
+        <w:t>Standardized immigration status result, 'immigration_status_stand': Immigrants</w:t>
       </w:r>
     </w:p>
     <w:p>
